--- a/strict-ooxml-core/tests/strict/strict-stage5b.docx
+++ b/strict-ooxml-core/tests/strict/strict-stage5b.docx
@@ -1,6 +1,6 @@
 
 <file path=word/document.xml><?xml version="1.0" encoding="utf-8"?>
-<w:document xmlns:w="http://purl.oclc.org/ooxml/wordprocessingml/main" xmlns:r="http://purl.oclc.org/ooxml/officeDocument/relationships" xmlns:wp="http://purl.oclc.org/ooxml/drawingml/wordprocessingDrawing" xmlns:a="http://purl.oclc.org/ooxml/drawingml/main" xmlns:pic="http://purl.oclc.org/ooxml/drawingml/picture" xmlns:wps="http://purl.oclc.org/ooxml/drawingml/wordprocessingShape" xmlns:wpg="http://purl.oclc.org/ooxml/drawingml/wordprocessingGroup">
+<w:document xmlns:w="http://purl.oclc.org/ooxml/wordprocessingml/main" xmlns:r="http://purl.oclc.org/ooxml/officeDocument/relationships" xmlns:wp="http://purl.oclc.org/ooxml/drawingml/wordprocessingDrawing" xmlns:a="http://purl.oclc.org/ooxml/drawingml/main" xmlns:pic="http://purl.oclc.org/ooxml/drawingml/picture" xmlns:wps="http://schemas.microsoft.com/office/word/2010/wordprocessingShape" xmlns:wpg="http://schemas.microsoft.com/office/word/2010/wordprocessingGroup">
   <w:body>
     <w:p>
       <w:r>
@@ -23,7 +23,7 @@
             <wp:wrapNone/>
             <wp:docPr id="1" name="Shape"/>
             <a:graphic>
-              <a:graphicData uri="http://purl.oclc.org/ooxml/drawingml/wordprocessingShape">
+              <a:graphicData uri="http://schemas.microsoft.com/office/word/2010/wordprocessingShape">
                 <wps:wsp>
                   <wps:cNvPr id="1" name="Shape"/>
                   <wps:cNvSpPr/>
@@ -65,7 +65,7 @@
             <wp:wrapNone/>
             <wp:docPr id="2" name="Group"/>
             <a:graphic>
-              <a:graphicData uri="http://purl.oclc.org/ooxml/drawingml/wordprocessingGroup">
+              <a:graphicData uri="http://schemas.microsoft.com/office/word/2010/wordprocessingGroup">
                 <wpg:wgp>
                   <wpg:cNvPr id="2" name="Group"/>
                   <wpg:cNvSpPr/>
@@ -138,7 +138,7 @@
             <wp:wrapNone/>
             <wp:docPr id="3" name="TextBox"/>
             <a:graphic>
-              <a:graphicData uri="http://purl.oclc.org/ooxml/drawingml/wordprocessingShape">
+              <a:graphicData uri="http://schemas.microsoft.com/office/word/2010/wordprocessingShape">
                 <wps:wsp>
                   <wps:cNvPr id="4" name="Box"/>
                   <wps:cNvSpPr txBox="1"/>

--- a/strict-ooxml-core/tests/strict/strict-stage5b.docx
+++ b/strict-ooxml-core/tests/strict/strict-stage5b.docx
@@ -196,10 +196,11 @@
                 <pic:pic>
                   <pic:nvPicPr>
                     <pic:cNvPr id="5" name="img" descr="anchor image"/>
+                    <pic:cNvPicPr/>
                   </pic:nvPicPr>
                   <pic:blipFill>
                     <a:blip r:embed="rIdImage1"/>
-                    <a:srcRect l="0" t="0" r="0" b="0"/>
+                    <a:srcRect l="0%" t="0%" r="0%" b="0%"/>
                     <a:stretch>
                       <a:fillRect/>
                     </a:stretch>
@@ -220,7 +221,7 @@
     </w:p>
     <w:sectPr>
       <w:pgSz w:w="12240" w:h="15840"/>
-      <w:pgMar w:top="1440" w:right="1440" w:bottom="1440" w:left="1440"/>
+      <w:pgMar w:top="1440" w:right="1440" w:bottom="1440" w:left="1440" w:header="720" w:footer="720" w:gutter="0"/>
       <w:pgBorders w:offsetFrom="page">
         <w:top w:val="single" w:sz="16" w:space="24" w:color="1F3864"/>
         <w:left w:val="single" w:sz="16" w:space="24" w:color="1F3864"/>
